--- a/docs/research/amendment_paper/submission_manuscript_with_author_details.docx
+++ b/docs/research/amendment_paper/submission_manuscript_with_author_details.docx
@@ -4247,49 +4247,121 @@
         <w:pStyle w:val="FirstParagraph"/>
       </w:pPr>
       <w:r>
-        <w:t xml:space="preserve">Generative AI (Claude,</w:t>
-      </w:r>
-      <w:r>
-        <w:t xml:space="preserve"> </w:t>
-      </w:r>
-      <w:r>
-        <w:t xml:space="preserve">Anthropic) was used as a research assistant throughout this work: to write the</w:t>
-      </w:r>
-      <w:r>
-        <w:t xml:space="preserve"> </w:t>
-      </w:r>
-      <w:r>
-        <w:t xml:space="preserve">analysis and figure scripts, to draft and revise the manuscript, and to run</w:t>
-      </w:r>
-      <w:r>
-        <w:t xml:space="preserve"> </w:t>
-      </w:r>
-      <w:r>
-        <w:t xml:space="preserve">adversarial checks against its own claims. The author set the research</w:t>
-      </w:r>
-      <w:r>
-        <w:t xml:space="preserve"> </w:t>
-      </w:r>
-      <w:r>
-        <w:t xml:space="preserve">question, directed the analysis, and is responsible for the content. Every</w:t>
-      </w:r>
-      <w:r>
-        <w:t xml:space="preserve"> </w:t>
-      </w:r>
-      <w:r>
-        <w:t xml:space="preserve">number and figure reported here is regenerated by the openly published scripts</w:t>
-      </w:r>
-      <w:r>
-        <w:t xml:space="preserve"> </w:t>
-      </w:r>
-      <w:r>
-        <w:t xml:space="preserve">from the openly published corpus, so that any reader can reproduce them</w:t>
-      </w:r>
-      <w:r>
-        <w:t xml:space="preserve"> </w:t>
-      </w:r>
-      <w:r>
-        <w:t xml:space="preserve">independently of how they were produced.</w:t>
+        <w:rPr>
+          <w:iCs/>
+          <w:i/>
+        </w:rPr>
+        <w:t xml:space="preserve">Tool:</w:t>
+      </w:r>
+      <w:r>
+        <w:t xml:space="preserve"> </w:t>
+      </w:r>
+      <w:r>
+        <w:t xml:space="preserve">Claude</w:t>
+      </w:r>
+      <w:r>
+        <w:t xml:space="preserve"> </w:t>
+      </w:r>
+      <w:r>
+        <w:t xml:space="preserve">(Anthropic), version ANONVERSION.</w:t>
+      </w:r>
+      <w:r>
+        <w:t xml:space="preserve"> </w:t>
+      </w:r>
+      <w:r>
+        <w:rPr>
+          <w:iCs/>
+          <w:i/>
+        </w:rPr>
+        <w:t xml:space="preserve">How it was used:</w:t>
+      </w:r>
+      <w:r>
+        <w:t xml:space="preserve"> </w:t>
+      </w:r>
+      <w:r>
+        <w:t xml:space="preserve">as a research</w:t>
+      </w:r>
+      <w:r>
+        <w:t xml:space="preserve"> </w:t>
+      </w:r>
+      <w:r>
+        <w:t xml:space="preserve">assistant throughout — to write the analysis and figure scripts that produce</w:t>
+      </w:r>
+      <w:r>
+        <w:t xml:space="preserve"> </w:t>
+      </w:r>
+      <w:r>
+        <w:t xml:space="preserve">every number and figure reported here, to draft and revise the manuscript</w:t>
+      </w:r>
+      <w:r>
+        <w:t xml:space="preserve"> </w:t>
+      </w:r>
+      <w:r>
+        <w:t xml:space="preserve">text, and to run adversarial checks against its own claims, which caught</w:t>
+      </w:r>
+      <w:r>
+        <w:t xml:space="preserve"> </w:t>
+      </w:r>
+      <w:r>
+        <w:t xml:space="preserve">several errors before submission.</w:t>
+      </w:r>
+      <w:r>
+        <w:t xml:space="preserve"> </w:t>
+      </w:r>
+      <w:r>
+        <w:rPr>
+          <w:iCs/>
+          <w:i/>
+        </w:rPr>
+        <w:t xml:space="preserve">Reason for use:</w:t>
+      </w:r>
+      <w:r>
+        <w:t xml:space="preserve"> </w:t>
+      </w:r>
+      <w:r>
+        <w:t xml:space="preserve">the study required</w:t>
+      </w:r>
+      <w:r>
+        <w:t xml:space="preserve"> </w:t>
+      </w:r>
+      <w:r>
+        <w:t xml:space="preserve">building and auditing a reproducible analysis pipeline over a 13,089-article</w:t>
+      </w:r>
+      <w:r>
+        <w:t xml:space="preserve"> </w:t>
+      </w:r>
+      <w:r>
+        <w:t xml:space="preserve">corpus, work that is not feasible by hand at that scale for a single</w:t>
+      </w:r>
+      <w:r>
+        <w:t xml:space="preserve"> </w:t>
+      </w:r>
+      <w:r>
+        <w:t xml:space="preserve">researcher. The author set the research question, directed the analysis, read</w:t>
+      </w:r>
+      <w:r>
+        <w:t xml:space="preserve"> </w:t>
+      </w:r>
+      <w:r>
+        <w:t xml:space="preserve">and verified the outputs against the underlying records, and is responsible</w:t>
+      </w:r>
+      <w:r>
+        <w:t xml:space="preserve"> </w:t>
+      </w:r>
+      <w:r>
+        <w:t xml:space="preserve">for the content. Every number and figure is regenerated by the openly</w:t>
+      </w:r>
+      <w:r>
+        <w:t xml:space="preserve"> </w:t>
+      </w:r>
+      <w:r>
+        <w:t xml:space="preserve">published scripts from the openly published corpus, so that any reader can</w:t>
+      </w:r>
+      <w:r>
+        <w:t xml:space="preserve"> </w:t>
+      </w:r>
+      <w:r>
+        <w:t xml:space="preserve">reproduce them independently of how they were produced.</w:t>
       </w:r>
     </w:p>
     <w:bookmarkEnd w:id="69"/>

--- a/docs/research/amendment_paper/submission_manuscript_with_author_details.docx
+++ b/docs/research/amendment_paper/submission_manuscript_with_author_details.docx
@@ -4257,13 +4257,13 @@
         <w:t xml:space="preserve"> </w:t>
       </w:r>
       <w:r>
-        <w:t xml:space="preserve">Claude</w:t>
-      </w:r>
-      <w:r>
-        <w:t xml:space="preserve"> </w:t>
-      </w:r>
-      <w:r>
-        <w:t xml:space="preserve">(Anthropic), version ANONVERSION.</w:t>
+        <w:t xml:space="preserve">Claude Opus 5</w:t>
+      </w:r>
+      <w:r>
+        <w:t xml:space="preserve"> </w:t>
+      </w:r>
+      <w:r>
+        <w:t xml:space="preserve">(Anthropic).</w:t>
       </w:r>
       <w:r>
         <w:t xml:space="preserve"> </w:t>
